--- a/src/assets/schema_pc.docx
+++ b/src/assets/schema_pc.docx
@@ -2262,6 +2262,7 @@
     </w:p>
     <w:sectPr>
       <w:headerReference w:type="default" r:id="rId10"/>
+      <w:footerReference w:type="default" r:id="rId11"/>
       <w:pgSz w:w="12240" w:h="15840"/>
       <w:pgMar w:top="1417" w:right="1701" w:bottom="1417" w:left="1701" w:header="708" w:footer="708" w:gutter="0"/>
       <w:cols w:space="708"/>
@@ -2294,6 +2295,85 @@
     </w:p>
   </w:endnote>
 </w:endnotes>
+</file>
+
+<file path=word/footer1.xml><?xml version="1.0" encoding="utf-8"?>
+<w:ftr xmlns:wpc="http://schemas.microsoft.com/office/word/2010/wordprocessingCanvas" xmlns:cx="http://schemas.microsoft.com/office/drawing/2014/chartex" xmlns:cx1="http://schemas.microsoft.com/office/drawing/2015/9/8/chartex" xmlns:cx2="http://schemas.microsoft.com/office/drawing/2015/10/21/chartex" xmlns:cx3="http://schemas.microsoft.com/office/drawing/2016/5/9/chartex" xmlns:cx4="http://schemas.microsoft.com/office/drawing/2016/5/10/chartex" xmlns:cx5="http://schemas.microsoft.com/office/drawing/2016/5/11/chartex" xmlns:cx6="http://schemas.microsoft.com/office/drawing/2016/5/12/chartex" xmlns:cx7="http://schemas.microsoft.com/office/drawing/2016/5/13/chartex" xmlns:cx8="http://schemas.microsoft.com/office/drawing/2016/5/14/chartex" xmlns:mc="http://schemas.openxmlformats.org/markup-compatibility/2006" xmlns:aink="http://schemas.microsoft.com/office/drawing/2016/ink" xmlns:am3d="http://schemas.microsoft.com/office/drawing/2017/model3d" xmlns:o="urn:schemas-microsoft-com:office:office" xmlns:oel="http://schemas.microsoft.com/office/2019/extlst" xmlns:r="http://schemas.openxmlformats.org/officeDocument/2006/relationships" xmlns:m="http://schemas.openxmlformats.org/officeDocument/2006/math" xmlns:v="urn:schemas-microsoft-com:vml" xmlns:wp14="http://schemas.microsoft.com/office/word/2010/wordprocessingDrawing" xmlns:wp="http://schemas.openxmlformats.org/drawingml/2006/wordprocessingDrawing" xmlns:w10="urn:schemas-microsoft-com:office:word" xmlns:w="http://schemas.openxmlformats.org/wordprocessingml/2006/main" xmlns:w14="http://schemas.microsoft.com/office/word/2010/wordml" xmlns:w15="http://schemas.microsoft.com/office/word/2012/wordml" xmlns:w16cex="http://schemas.microsoft.com/office/word/2018/wordml/cex" xmlns:w16cid="http://schemas.microsoft.com/office/word/2016/wordml/cid" xmlns:w16="http://schemas.microsoft.com/office/word/2018/wordml" xmlns:w16du="http://schemas.microsoft.com/office/word/2023/wordml/word16du" xmlns:w16sdtdh="http://schemas.microsoft.com/office/word/2020/wordml/sdtdatahash" xmlns:w16sdtfl="http://schemas.microsoft.com/office/word/2024/wordml/sdtformatlock" xmlns:w16se="http://schemas.microsoft.com/office/word/2015/wordml/symex" xmlns:wpg="http://schemas.microsoft.com/office/word/2010/wordprocessingGroup" xmlns:wpi="http://schemas.microsoft.com/office/word/2010/wordprocessingInk" xmlns:wne="http://schemas.microsoft.com/office/word/2006/wordml" xmlns:wps="http://schemas.microsoft.com/office/word/2010/wordprocessingShape" mc:Ignorable="w14 w15 w16se w16cid w16 w16cex w16sdtdh w16sdtfl w16du wp14">
+  <w:p>
+    <w:pPr>
+      <w:pStyle w:val="Piedepgina"/>
+    </w:pPr>
+    <w:r>
+      <w:rPr>
+        <w:noProof/>
+      </w:rPr>
+      <w:drawing>
+        <wp:anchor distT="0" distB="0" distL="114300" distR="114300" simplePos="0" relativeHeight="251660288" behindDoc="1" locked="0" layoutInCell="1" allowOverlap="1" wp14:anchorId="4AAE6EF5" wp14:editId="3A8B2E9C">
+          <wp:simplePos x="0" y="0"/>
+          <wp:positionH relativeFrom="page">
+            <wp:posOffset>0</wp:posOffset>
+          </wp:positionH>
+          <wp:positionV relativeFrom="paragraph">
+            <wp:posOffset>-171450</wp:posOffset>
+          </wp:positionV>
+          <wp:extent cx="7772400" cy="734060"/>
+          <wp:effectExtent l="0" t="0" r="0" b="8890"/>
+          <wp:wrapNone/>
+          <wp:docPr id="1920093933" name="Imagen 1"/>
+          <wp:cNvGraphicFramePr>
+            <a:graphicFrameLocks xmlns:a="http://schemas.openxmlformats.org/drawingml/2006/main" noChangeAspect="1"/>
+          </wp:cNvGraphicFramePr>
+          <a:graphic xmlns:a="http://schemas.openxmlformats.org/drawingml/2006/main">
+            <a:graphicData uri="http://schemas.openxmlformats.org/drawingml/2006/picture">
+              <pic:pic xmlns:pic="http://schemas.openxmlformats.org/drawingml/2006/picture">
+                <pic:nvPicPr>
+                  <pic:cNvPr id="1920093933" name="Imagen 1"/>
+                  <pic:cNvPicPr/>
+                </pic:nvPicPr>
+                <pic:blipFill rotWithShape="1">
+                  <a:blip r:embed="rId1">
+                    <a:extLst>
+                      <a:ext uri="{28A0092B-C50C-407E-A947-70E740481C1C}">
+                        <a14:useLocalDpi xmlns:a14="http://schemas.microsoft.com/office/drawing/2010/main" val="0"/>
+                      </a:ext>
+                    </a:extLst>
+                  </a:blip>
+                  <a:srcRect t="92695"/>
+                  <a:stretch>
+                    <a:fillRect/>
+                  </a:stretch>
+                </pic:blipFill>
+                <pic:spPr bwMode="auto">
+                  <a:xfrm>
+                    <a:off x="0" y="0"/>
+                    <a:ext cx="7772400" cy="734060"/>
+                  </a:xfrm>
+                  <a:prstGeom prst="rect">
+                    <a:avLst/>
+                  </a:prstGeom>
+                  <a:ln>
+                    <a:noFill/>
+                  </a:ln>
+                  <a:extLst>
+                    <a:ext uri="{53640926-AAD7-44D8-BBD7-CCE9431645EC}">
+                      <a14:shadowObscured xmlns:a14="http://schemas.microsoft.com/office/drawing/2010/main"/>
+                    </a:ext>
+                  </a:extLst>
+                </pic:spPr>
+              </pic:pic>
+            </a:graphicData>
+          </a:graphic>
+          <wp14:sizeRelH relativeFrom="margin">
+            <wp14:pctWidth>0</wp14:pctWidth>
+          </wp14:sizeRelH>
+          <wp14:sizeRelV relativeFrom="margin">
+            <wp14:pctHeight>0</wp14:pctHeight>
+          </wp14:sizeRelV>
+        </wp:anchor>
+      </w:drawing>
+    </w:r>
+  </w:p>
+</w:ftr>
 </file>
 
 <file path=word/footnotes.xml><?xml version="1.0" encoding="utf-8"?>
@@ -3917,23 +3997,6 @@
 </file>
 
 <file path=customXml/item1.xml><?xml version="1.0" encoding="utf-8"?>
-<p:properties xmlns:p="http://schemas.microsoft.com/office/2006/metadata/properties" xmlns:xsi="http://www.w3.org/2001/XMLSchema-instance" xmlns:pc="http://schemas.microsoft.com/office/infopath/2007/PartnerControls">
-  <documentManagement>
-    <_activity xmlns="2be8a540-b133-4ad0-ab91-48c567f87c49" xsi:nil="true"/>
-  </documentManagement>
-</p:properties>
-</file>
-
-<file path=customXml/item2.xml><?xml version="1.0" encoding="utf-8"?>
-<?mso-contentType ?>
-<FormTemplates xmlns="http://schemas.microsoft.com/sharepoint/v3/contenttype/forms">
-  <Display>DocumentLibraryForm</Display>
-  <Edit>DocumentLibraryForm</Edit>
-  <New>DocumentLibraryForm</New>
-</FormTemplates>
-</file>
-
-<file path=customXml/item3.xml><?xml version="1.0" encoding="utf-8"?>
 <ct:contentTypeSchema xmlns:ct="http://schemas.microsoft.com/office/2006/metadata/contentType" xmlns:ma="http://schemas.microsoft.com/office/2006/metadata/properties/metaAttributes" ct:_="" ma:_="" ma:contentTypeName="Document" ma:contentTypeID="0x010100495E7DDE0BB8EB4EA78C5CFC7B17C730" ma:contentTypeVersion="9" ma:contentTypeDescription="Create a new document." ma:contentTypeScope="" ma:versionID="1263fdf97ae15859e909bf57c328ef14">
   <xsd:schema xmlns:xsd="http://www.w3.org/2001/XMLSchema" xmlns:xs="http://www.w3.org/2001/XMLSchema" xmlns:p="http://schemas.microsoft.com/office/2006/metadata/properties" xmlns:ns3="2be8a540-b133-4ad0-ab91-48c567f87c49" targetNamespace="http://schemas.microsoft.com/office/2006/metadata/properties" ma:root="true" ma:fieldsID="60c64cd95d1dfba28ad05110871327ff" ns3:_="">
     <xsd:import namespace="2be8a540-b133-4ad0-ab91-48c567f87c49"/>
@@ -4109,25 +4172,24 @@
 </ct:contentTypeSchema>
 </file>
 
-<file path=customXml/itemProps1.xml><?xml version="1.0" encoding="utf-8"?>
-<ds:datastoreItem xmlns:ds="http://schemas.openxmlformats.org/officeDocument/2006/customXml" ds:itemID="{63E6956F-4D91-4072-B454-01947D8FB711}">
-  <ds:schemaRefs>
-    <ds:schemaRef ds:uri="http://schemas.microsoft.com/office/2006/metadata/properties"/>
-    <ds:schemaRef ds:uri="http://schemas.microsoft.com/office/infopath/2007/PartnerControls"/>
-    <ds:schemaRef ds:uri="2be8a540-b133-4ad0-ab91-48c567f87c49"/>
-  </ds:schemaRefs>
-</ds:datastoreItem>
+<file path=customXml/item2.xml><?xml version="1.0" encoding="utf-8"?>
+<?mso-contentType ?>
+<FormTemplates xmlns="http://schemas.microsoft.com/sharepoint/v3/contenttype/forms">
+  <Display>DocumentLibraryForm</Display>
+  <Edit>DocumentLibraryForm</Edit>
+  <New>DocumentLibraryForm</New>
+</FormTemplates>
 </file>
 
-<file path=customXml/itemProps2.xml><?xml version="1.0" encoding="utf-8"?>
-<ds:datastoreItem xmlns:ds="http://schemas.openxmlformats.org/officeDocument/2006/customXml" ds:itemID="{05AF3D36-631F-448A-8DD3-3479C2D70492}">
-  <ds:schemaRefs>
-    <ds:schemaRef ds:uri="http://schemas.microsoft.com/sharepoint/v3/contenttype/forms"/>
-  </ds:schemaRefs>
-</ds:datastoreItem>
+<file path=customXml/item3.xml><?xml version="1.0" encoding="utf-8"?>
+<p:properties xmlns:p="http://schemas.microsoft.com/office/2006/metadata/properties" xmlns:xsi="http://www.w3.org/2001/XMLSchema-instance" xmlns:pc="http://schemas.microsoft.com/office/infopath/2007/PartnerControls">
+  <documentManagement>
+    <_activity xmlns="2be8a540-b133-4ad0-ab91-48c567f87c49" xsi:nil="true"/>
+  </documentManagement>
+</p:properties>
 </file>
 
-<file path=customXml/itemProps3.xml><?xml version="1.0" encoding="utf-8"?>
+<file path=customXml/itemProps1.xml><?xml version="1.0" encoding="utf-8"?>
 <ds:datastoreItem xmlns:ds="http://schemas.openxmlformats.org/officeDocument/2006/customXml" ds:itemID="{95B9EC8D-DA0F-4BB7-A7C8-696054954816}">
   <ds:schemaRefs>
     <ds:schemaRef ds:uri="http://schemas.microsoft.com/office/2006/metadata/contentType"/>
@@ -4143,4 +4205,22 @@
     <ds:schemaRef ds:uri="http://schemas.microsoft.com/internal/obd"/>
   </ds:schemaRefs>
 </ds:datastoreItem>
+</file>
+
+<file path=customXml/itemProps2.xml><?xml version="1.0" encoding="utf-8"?>
+<ds:datastoreItem xmlns:ds="http://schemas.openxmlformats.org/officeDocument/2006/customXml" ds:itemID="{05AF3D36-631F-448A-8DD3-3479C2D70492}">
+  <ds:schemaRefs>
+    <ds:schemaRef ds:uri="http://schemas.microsoft.com/sharepoint/v3/contenttype/forms"/>
+  </ds:schemaRefs>
+</ds:datastoreItem>
+</file>
+
+<file path=customXml/itemProps3.xml><?xml version="1.0" encoding="utf-8"?>
+<ds:datastoreItem xmlns:ds="http://schemas.openxmlformats.org/officeDocument/2006/customXml" ds:itemID="{63E6956F-4D91-4072-B454-01947D8FB711}">
+  <ds:schemaRefs>
+    <ds:schemaRef ds:uri="http://schemas.microsoft.com/office/2006/metadata/properties"/>
+    <ds:schemaRef ds:uri="http://schemas.microsoft.com/office/infopath/2007/PartnerControls"/>
+    <ds:schemaRef ds:uri="2be8a540-b133-4ad0-ab91-48c567f87c49"/>
+  </ds:schemaRefs>
+</ds:datastoreItem>
 </file>